--- a/files/India_Summary_DRAFT.docx
+++ b/files/India_Summary_DRAFT.docx
@@ -1171,7 +1171,7 @@
         <w:rPr>
           <w:sz w:val="21"/>
         </w:rPr>
-        <w:t>Capital: Manipal's Rs 9,275 crore IPO, Blackstone in Aster, KKR's pending Medicover deal, IHH controlling Fortis.</w:t>
+        <w:t xml:space="preserve">Capital: Manipal's Rs 9,275 crore (US$978 million) IPO, Blackstone in Aster, KKR's pending Medicover deal, IHH controlling Fortis.</w:t>
       </w:r>
       <w:hyperlink r:id="rId51">
         <w:r>
